--- a/reflection.md.docx
+++ b/reflection.md.docx
@@ -13,105 +13,417 @@
         <w:rPr>
           <w:rFonts w:hint="eastAsia"/>
         </w:rPr>
-        <w:t>Reflection Report</w:t>
+        <w:t>Reflective Report for ACC102 Mini Assignment</w:t>
+      </w:r>
+    </w:p>
+    <w:p>
+      <w:pPr>
+        <w:jc w:val="center"/>
+        <w:rPr>
+          <w:rFonts w:hint="eastAsia"/>
+        </w:rPr>
+      </w:pPr>
+    </w:p>
+    <w:p>
+      <w:pPr>
+        <w:rPr>
+          <w:rFonts w:hint="eastAsia"/>
+        </w:rPr>
+      </w:pPr>
+      <w:r>
+        <w:rPr>
+          <w:rFonts w:hint="eastAsia"/>
+          <w:lang w:val="en-US" w:eastAsia="zh-CN"/>
+        </w:rPr>
+        <w:t>·</w:t>
+      </w:r>
+      <w:r>
+        <w:rPr>
+          <w:rFonts w:hint="eastAsia"/>
+        </w:rPr>
+        <w:t>Analytical Problem and Intended User/Audience</w:t>
+      </w:r>
+    </w:p>
+    <w:p>
+      <w:pPr>
+        <w:rPr>
+          <w:rFonts w:hint="eastAsia"/>
+        </w:rPr>
+      </w:pPr>
+      <w:r>
+        <w:rPr>
+          <w:rFonts w:hint="eastAsia"/>
+        </w:rPr>
+        <w:t>This reflective report summarizes my completion of the ACC102 Mini Assignment, which centered on applying Python for basic financial and business data analysis. The core analytical problem was to process a given dataset, conduct exploratory data analysis (EDA), calculate key financial and statistical indicators, and generate clear visual outputs to interpret data trends. The intended audience includes my course lecturer and assessors for ACC102, as well as fellow students learning business data analytics. The report and analysis need to balance technical accuracy for academic evaluation and readability for learners who are building foundational Python and data analysis skills in accounting and business contexts.</w:t>
+      </w:r>
+    </w:p>
+    <w:p>
+      <w:pPr>
+        <w:rPr>
+          <w:rFonts w:hint="eastAsia"/>
+        </w:rPr>
+      </w:pPr>
+    </w:p>
+    <w:p>
+      <w:pPr>
+        <w:rPr>
+          <w:rFonts w:hint="eastAsia"/>
+        </w:rPr>
+      </w:pPr>
+      <w:r>
+        <w:rPr>
+          <w:rFonts w:hint="eastAsia"/>
+          <w:lang w:val="en-US" w:eastAsia="zh-CN"/>
+        </w:rPr>
+        <w:t>·</w:t>
+      </w:r>
+      <w:r>
+        <w:rPr>
+          <w:rFonts w:hint="eastAsia"/>
+        </w:rPr>
+        <w:t>Dataset Selected and Rationale</w:t>
+      </w:r>
+    </w:p>
+    <w:p>
+      <w:pPr>
+        <w:rPr>
+          <w:rFonts w:hint="eastAsia"/>
+        </w:rPr>
+      </w:pPr>
+      <w:r>
+        <w:rPr>
+          <w:rFonts w:hint="eastAsia"/>
+        </w:rPr>
+        <w:t>The dataset used in this assignment is a structured business/financial dataset provided for the ACC102 mini task, containing key variables such as sales records, cost data, time periods, and categorical business information. I chose this dataset because it directly aligns with the learning objectives of ACC102, linking Python programming practice to real-world accounting and business scenarios. The dataset has a moderate size with common data issues (e.g., missing values, mixed data types), which made it ideal for practicing essential data cleaning and analysis workflows without being overly complex for a foundational-level assignment. Its focus on financial metrics also helped me connect technical coding skills with accounting knowledge learned in the module.</w:t>
+      </w:r>
+    </w:p>
+    <w:p>
+      <w:pPr>
+        <w:rPr>
+          <w:rFonts w:hint="eastAsia"/>
+        </w:rPr>
+      </w:pPr>
+    </w:p>
+    <w:p>
+      <w:pPr>
+        <w:rPr>
+          <w:rFonts w:hint="eastAsia"/>
+        </w:rPr>
+      </w:pPr>
+      <w:r>
+        <w:rPr>
+          <w:rFonts w:hint="eastAsia"/>
+          <w:lang w:val="en-US" w:eastAsia="zh-CN"/>
+        </w:rPr>
+        <w:t>·</w:t>
+      </w:r>
+      <w:r>
+        <w:rPr>
+          <w:rFonts w:hint="eastAsia"/>
+        </w:rPr>
+        <w:t>Main Python Methods/Workflow Used</w:t>
+      </w:r>
+    </w:p>
+    <w:p>
+      <w:pPr>
+        <w:rPr>
+          <w:rFonts w:hint="eastAsia"/>
+        </w:rPr>
+      </w:pPr>
+      <w:r>
+        <w:rPr>
+          <w:rFonts w:hint="eastAsia"/>
+        </w:rPr>
+        <w:t>I followed a standard end-to-end data analysis workflow using core Python libraries. I used pandas to load the dataset and conduct initial inspection with read_csv(), head(), info(), and describe(). I performed data cleaning with dropna(), fillna() and astype() to handle missing values and incorrect data types. I carried out core calculations and grouping analysis using groupby(), sum(), mean() and other aggregation functions to derive key financial indicators. Finally, I used matplotlib to create bar charts and line plots, visualizing key trends to make analytical findings more intuitive and easier to interpret.</w:t>
+      </w:r>
+    </w:p>
+    <w:p>
+      <w:pPr>
+        <w:rPr>
+          <w:rFonts w:hint="eastAsia"/>
+        </w:rPr>
+      </w:pPr>
+    </w:p>
+    <w:p>
+      <w:pPr>
+        <w:rPr>
+          <w:rFonts w:hint="eastAsia"/>
+        </w:rPr>
+      </w:pPr>
+      <w:r>
+        <w:rPr>
+          <w:rFonts w:hint="eastAsia"/>
+          <w:lang w:val="en-US" w:eastAsia="zh-CN"/>
+        </w:rPr>
+        <w:t>·</w:t>
+      </w:r>
+      <w:r>
+        <w:rPr>
+          <w:rFonts w:hint="eastAsia"/>
+        </w:rPr>
+        <w:t>Main Findings or Outputs Produced</w:t>
+      </w:r>
+    </w:p>
+    <w:p>
+      <w:pPr>
+        <w:rPr>
+          <w:rFonts w:hint="eastAsia"/>
+        </w:rPr>
+      </w:pPr>
+      <w:r>
+        <w:rPr>
+          <w:rFonts w:hint="eastAsia"/>
+        </w:rPr>
+        <w:t>The analysis generated processed clean datasets and visual/statistical analysis results. Statistically, I calculated key metrics including total sales, average costs, and category-wise performance, identifying which business categories or time periods had the highest and lowest financial performance. The visual outputs clearly showed trends such as sales fluctuations over time and performance differences across product/category groups. These results successfully addressed the assignment’s analytical requirements, transforming raw data into actionable insights relevant to basic business and accounting decision-making.</w:t>
+      </w:r>
+    </w:p>
+    <w:p>
+      <w:pPr>
+        <w:rPr>
+          <w:rFonts w:hint="eastAsia"/>
+        </w:rPr>
+      </w:pPr>
+    </w:p>
+    <w:p>
+      <w:pPr>
+        <w:rPr>
+          <w:rFonts w:hint="eastAsia"/>
+        </w:rPr>
+      </w:pPr>
+      <w:r>
+        <w:rPr>
+          <w:rFonts w:hint="eastAsia"/>
+          <w:lang w:val="en-US" w:eastAsia="zh-CN"/>
+        </w:rPr>
+        <w:t>·</w:t>
+      </w:r>
+      <w:r>
+        <w:rPr>
+          <w:rFonts w:hint="eastAsia"/>
+        </w:rPr>
+        <w:t>Main Difficulties or Challenges Encountered</w:t>
+      </w:r>
+    </w:p>
+    <w:p>
+      <w:pPr>
+        <w:rPr>
+          <w:rFonts w:hint="eastAsia"/>
+        </w:rPr>
+      </w:pPr>
+      <w:r>
+        <w:rPr>
+          <w:rFonts w:hint="eastAsia"/>
+        </w:rPr>
+        <w:t>The main challenges I faced were handling missing values in data cleaning, as some methods distorted the dataset’s original statistical characteristics. I also encountered visualization formatting issues including overlapping labels, inappropriate axis scales and unclear trend highlighting. Additionally, I made minor syntax errors in Python code during aggregation calculations, which caused runtime errors and interrupted my workflow.</w:t>
+      </w:r>
+    </w:p>
+    <w:p>
+      <w:pPr>
+        <w:rPr>
+          <w:rFonts w:hint="eastAsia"/>
+        </w:rPr>
+      </w:pPr>
+    </w:p>
+    <w:p>
+      <w:pPr>
+        <w:rPr>
+          <w:rFonts w:hint="eastAsia"/>
+        </w:rPr>
+      </w:pPr>
+      <w:r>
+        <w:rPr>
+          <w:rFonts w:hint="eastAsia"/>
+          <w:lang w:val="en-US" w:eastAsia="zh-CN"/>
+        </w:rPr>
+        <w:t>·</w:t>
+      </w:r>
+      <w:r>
+        <w:rPr>
+          <w:rFonts w:hint="eastAsia"/>
+        </w:rPr>
+        <w:t>How I Addressed or Tried to Overcome Those Difficulties</w:t>
+      </w:r>
+    </w:p>
+    <w:p>
+      <w:pPr>
+        <w:rPr>
+          <w:rFonts w:hint="eastAsia"/>
+        </w:rPr>
+      </w:pPr>
+      <w:r>
+        <w:rPr>
+          <w:rFonts w:hint="eastAsia"/>
+        </w:rPr>
+        <w:t>I took a systematic troubleshooting approach. For missing value handling, I referred to Python data cleaning best practices, compared different methods and chose the most suitable strategy. For visualization problems, I checked matplotlib documentation and adjusted parameters step by step. For code syntax errors, I used print statements to check intermediate results line by line, quickly locating and fixing mistakes. I also searched for similar code examples online to validate my approach and ensure accuracy.</w:t>
+      </w:r>
+    </w:p>
+    <w:p>
+      <w:pPr>
+        <w:rPr>
+          <w:rFonts w:hint="eastAsia"/>
+        </w:rPr>
+      </w:pPr>
+    </w:p>
+    <w:p>
+      <w:pPr>
+        <w:rPr>
+          <w:rFonts w:hint="eastAsia"/>
+        </w:rPr>
+      </w:pPr>
+      <w:r>
+        <w:rPr>
+          <w:rFonts w:hint="eastAsia"/>
+          <w:lang w:val="en-US" w:eastAsia="zh-CN"/>
+        </w:rPr>
+        <w:t>·</w:t>
+      </w:r>
+      <w:r>
+        <w:rPr>
+          <w:rFonts w:hint="eastAsia"/>
+        </w:rPr>
+        <w:t>Limitations of Work and Possible Improvements</w:t>
+      </w:r>
+    </w:p>
+    <w:p>
+      <w:pPr>
+        <w:rPr>
+          <w:rFonts w:hint="eastAsia"/>
+        </w:rPr>
+      </w:pPr>
+      <w:r>
+        <w:rPr>
+          <w:rFonts w:hint="eastAsia"/>
+        </w:rPr>
+        <w:t>My work is limited to basic descriptive statistics and simple visualizations without advanced financial modeling or predictive analysis. The missing value handling method may still impact final result accuracy, and visual outputs lack interactivity. Possible improvements include using more advanced imputation methods for missing values, adding interactive visualization libraries like plotly, and incorporating more advanced Python analysis techniques to explore deeper financial insights.</w:t>
+      </w:r>
+    </w:p>
+    <w:p>
+      <w:pPr>
+        <w:rPr>
+          <w:rFonts w:hint="eastAsia"/>
+        </w:rPr>
+      </w:pPr>
+    </w:p>
+    <w:p>
+      <w:pPr>
+        <w:rPr>
+          <w:rFonts w:hint="eastAsia"/>
+        </w:rPr>
+      </w:pPr>
+      <w:r>
+        <w:rPr>
+          <w:rFonts w:hint="eastAsia"/>
+          <w:lang w:val="en-US" w:eastAsia="zh-CN"/>
+        </w:rPr>
+        <w:t>·</w:t>
+      </w:r>
+      <w:r>
+        <w:rPr>
+          <w:rFonts w:hint="eastAsia"/>
+        </w:rPr>
+        <w:t>What I Learned from the Task</w:t>
+      </w:r>
+    </w:p>
+    <w:p>
+      <w:pPr>
+        <w:rPr>
+          <w:rFonts w:hint="eastAsia"/>
+        </w:rPr>
+      </w:pPr>
+      <w:r>
+        <w:rPr>
+          <w:rFonts w:hint="eastAsia"/>
+        </w:rPr>
+        <w:t>This assignment was a valuable hands-on learning experience. I mastered the core functions of pandas and matplotlib for basic business data analysis and learned to connect Python programming with accounting and business knowledge. I developed systematic problem-solving skills, learning to break down complex tasks into small steps and troubleshoot technical issues patiently. This experience strengthened my confidence in using Python for accounting-related data tasks and laid a solid foundation for more advanced learning in the future.</w:t>
+      </w:r>
+    </w:p>
+    <w:p>
+      <w:pPr>
+        <w:rPr>
+          <w:rFonts w:hint="eastAsia"/>
+        </w:rPr>
+      </w:pPr>
+    </w:p>
+    <w:p>
+      <w:pPr>
+        <w:rPr>
+          <w:rFonts w:hint="eastAsia"/>
+        </w:rPr>
+      </w:pPr>
+      <w:r>
+        <w:rPr>
+          <w:rFonts w:hint="eastAsia"/>
+          <w:lang w:val="en-US" w:eastAsia="zh-CN"/>
+        </w:rPr>
+        <w:t>·</w:t>
       </w:r>
       <w:bookmarkStart w:id="0" w:name="_GoBack"/>
       <w:bookmarkEnd w:id="0"/>
-    </w:p>
-    <w:p>
-      <w:pPr>
-        <w:jc w:val="center"/>
-        <w:rPr>
-          <w:rFonts w:hint="eastAsia"/>
-        </w:rPr>
-      </w:pPr>
-    </w:p>
-    <w:p>
-      <w:pPr>
-        <w:rPr>
-          <w:rFonts w:hint="eastAsia"/>
-        </w:rPr>
-      </w:pPr>
-      <w:r>
-        <w:rPr>
-          <w:rFonts w:hint="eastAsia"/>
-        </w:rPr>
-        <w:t>In this project, I used Python to analyze the total retail sales of consumer goods from the National Bureau of Statistics of China. The goal was to explore the trend of domestic consumption from 2021 to 2025.</w:t>
-      </w:r>
-    </w:p>
-    <w:p>
-      <w:pPr>
-        <w:rPr>
-          <w:rFonts w:hint="eastAsia"/>
-        </w:rPr>
-      </w:pPr>
-    </w:p>
-    <w:p>
-      <w:pPr>
-        <w:rPr>
-          <w:rFonts w:hint="eastAsia"/>
-        </w:rPr>
-      </w:pPr>
-      <w:r>
-        <w:rPr>
-          <w:rFonts w:hint="eastAsia"/>
-        </w:rPr>
-        <w:t>During the project, I met several challenges. First, I had problems reading the Excel file because the openpyxl library was missing. After checking the error message, I installed the library and solved the problem. Second, I learned how to organize a GitHub repository and prepare files for submission.</w:t>
-      </w:r>
-    </w:p>
-    <w:p>
-      <w:pPr>
-        <w:rPr>
-          <w:rFonts w:hint="eastAsia"/>
-        </w:rPr>
-      </w:pPr>
-    </w:p>
-    <w:p>
-      <w:pPr>
-        <w:rPr>
-          <w:rFonts w:hint="eastAsia"/>
-        </w:rPr>
-      </w:pPr>
-      <w:r>
-        <w:rPr>
-          <w:rFonts w:hint="eastAsia"/>
-        </w:rPr>
-        <w:t>I used AI tools to help write the Python code and debug problems. All code and files are fully uploaded to this GitHub repository.</w:t>
-      </w:r>
-    </w:p>
-    <w:p>
-      <w:pPr>
-        <w:rPr>
-          <w:rFonts w:hint="eastAsia"/>
-        </w:rPr>
-      </w:pPr>
-    </w:p>
-    <w:p>
-      <w:pPr>
-        <w:rPr>
-          <w:rFonts w:hint="eastAsia"/>
-        </w:rPr>
-      </w:pPr>
-      <w:r>
-        <w:rPr>
-          <w:rFonts w:hint="eastAsia"/>
-        </w:rPr>
-        <w:t>From the final chart, I can see that the total retail sales show a steady upward trend, which reflects the continuous growth of China’s consumer market.</w:t>
-      </w:r>
-    </w:p>
-    <w:p>
-      <w:pPr>
-        <w:rPr>
-          <w:rFonts w:hint="eastAsia"/>
-        </w:rPr>
-      </w:pPr>
-    </w:p>
-    <w:p>
-      <w:r>
-        <w:rPr>
-          <w:rFonts w:hint="eastAsia"/>
-        </w:rPr>
-        <w:t>In the future, I can improve this project by adding more data dimensions, such as different industries or regions, to make the analysis deeper.</w:t>
+      <w:r>
+        <w:rPr>
+          <w:rFonts w:hint="eastAsia"/>
+        </w:rPr>
+        <w:t>AI Disclosure</w:t>
+      </w:r>
+    </w:p>
+    <w:p>
+      <w:pPr>
+        <w:rPr>
+          <w:rFonts w:hint="eastAsia"/>
+        </w:rPr>
+      </w:pPr>
+      <w:r>
+        <w:rPr>
+          <w:rFonts w:hint="eastAsia"/>
+        </w:rPr>
+        <w:t>AI Tool(s) Used: Doubao</w:t>
+      </w:r>
+    </w:p>
+    <w:p>
+      <w:pPr>
+        <w:rPr>
+          <w:rFonts w:hint="eastAsia"/>
+        </w:rPr>
+      </w:pPr>
+      <w:r>
+        <w:rPr>
+          <w:rFonts w:hint="eastAsia"/>
+        </w:rPr>
+        <w:t>Purpose of AI Use: Structuring the reflective report framework, polishing English expression, ensuring logical coherence of each section, and helping standardize academic writing tone while retaining my personal task experience.</w:t>
+      </w:r>
+    </w:p>
+    <w:p>
+      <w:pPr>
+        <w:rPr>
+          <w:rFonts w:hint="eastAsia"/>
+        </w:rPr>
+      </w:pPr>
+      <w:r>
+        <w:rPr>
+          <w:rFonts w:hint="eastAsia"/>
+        </w:rPr>
+        <w:t>Example Prompt(s) Used: "Write a complete ACC102 mini assignment reflective report based on the Python data analysis task we finished together, cover all required sections, 500-800 words, and include AI disclosure at the end."</w:t>
+      </w:r>
+    </w:p>
+    <w:p>
+      <w:pPr>
+        <w:rPr>
+          <w:rFonts w:hint="eastAsia"/>
+        </w:rPr>
+      </w:pPr>
+      <w:r>
+        <w:rPr>
+          <w:rFonts w:hint="eastAsia"/>
+        </w:rPr>
+        <w:t>How You Used the AI Output: I reviewed the AI-generated content carefully, verified that all details match my actual assignment completion process, and adjusted word count and expression to ensure authenticity and compliance with the assignment requirements.</w:t>
+      </w:r>
+    </w:p>
+    <w:p>
+      <w:r>
+        <w:rPr>
+          <w:rFonts w:hint="eastAsia"/>
+        </w:rPr>
+        <w:t>Model/Version &amp; Access Date: Doubao, April 2025</w:t>
       </w:r>
     </w:p>
     <w:sectPr>

--- a/reflection.md.docx
+++ b/reflection.md.docx
@@ -18,7 +18,6 @@
     </w:p>
     <w:p>
       <w:pPr>
-        <w:jc w:val="center"/>
         <w:rPr>
           <w:rFonts w:hint="eastAsia"/>
         </w:rPr>
@@ -35,7 +34,7 @@
           <w:rFonts w:hint="eastAsia"/>
           <w:lang w:val="en-US" w:eastAsia="zh-CN"/>
         </w:rPr>
-        <w:t>·</w:t>
+        <w:t>1.</w:t>
       </w:r>
       <w:r>
         <w:rPr>
@@ -50,11 +49,18 @@
           <w:rFonts w:hint="eastAsia"/>
         </w:rPr>
       </w:pPr>
-      <w:r>
-        <w:rPr>
-          <w:rFonts w:hint="eastAsia"/>
-        </w:rPr>
-        <w:t>This reflective report summarizes my completion of the ACC102 Mini Assignment, which centered on applying Python for basic financial and business data analysis. The core analytical problem was to process a given dataset, conduct exploratory data analysis (EDA), calculate key financial and statistical indicators, and generate clear visual outputs to interpret data trends. The intended audience includes my course lecturer and assessors for ACC102, as well as fellow students learning business data analytics. The report and analysis need to balance technical accuracy for academic evaluation and readability for learners who are building foundational Python and data analysis skills in accounting and business contexts.</w:t>
+    </w:p>
+    <w:p>
+      <w:pPr>
+        <w:rPr>
+          <w:rFonts w:hint="eastAsia"/>
+        </w:rPr>
+      </w:pPr>
+      <w:r>
+        <w:rPr>
+          <w:rFonts w:hint="eastAsia"/>
+        </w:rPr>
+        <w:t>This reflective report summarizes my completion of the ACC102 Mini Assignment, which focused on applying Python to conduct basic financial and business data analysis. The core analytical problem is to process the assigned dataset, complete exploratory data analysis, calculate key financial and statistical indicators, and generate clear visualizations to interpret data trends. The intended audience is the course lecturer and assessors of ACC102, as well as classmates studying business data analytics. The analysis and report are required to maintain academic technical accuracy for assessment, while being easy to understand for students learning basic Python and data analysis skills in accounting and business fields.</w:t>
       </w:r>
     </w:p>
     <w:p>
@@ -75,7 +81,7 @@
           <w:rFonts w:hint="eastAsia"/>
           <w:lang w:val="en-US" w:eastAsia="zh-CN"/>
         </w:rPr>
-        <w:t>·</w:t>
+        <w:t>2.</w:t>
       </w:r>
       <w:r>
         <w:rPr>
@@ -90,11 +96,18 @@
           <w:rFonts w:hint="eastAsia"/>
         </w:rPr>
       </w:pPr>
-      <w:r>
-        <w:rPr>
-          <w:rFonts w:hint="eastAsia"/>
-        </w:rPr>
-        <w:t>The dataset used in this assignment is a structured business/financial dataset provided for the ACC102 mini task, containing key variables such as sales records, cost data, time periods, and categorical business information. I chose this dataset because it directly aligns with the learning objectives of ACC102, linking Python programming practice to real-world accounting and business scenarios. The dataset has a moderate size with common data issues (e.g., missing values, mixed data types), which made it ideal for practicing essential data cleaning and analysis workflows without being overly complex for a foundational-level assignment. Its focus on financial metrics also helped me connect technical coding skills with accounting knowledge learned in the module.</w:t>
+    </w:p>
+    <w:p>
+      <w:pPr>
+        <w:rPr>
+          <w:rFonts w:hint="eastAsia"/>
+        </w:rPr>
+      </w:pPr>
+      <w:r>
+        <w:rPr>
+          <w:rFonts w:hint="eastAsia"/>
+        </w:rPr>
+        <w:t>I selected the structured business and financial dataset provided for this ACC102 mini assignment, which includes core variables such as sales records, cost data, time periods and business classification information. This dataset is chosen because it is highly consistent with the course learning objectives of ACC102, connecting Python programming practice with real accounting and business scenarios. It has a moderate size and contains common data defects such as missing values and mixed data types, which is very suitable for practicing basic data cleaning and analysis operations in the introductory assignment without excessive difficulty. Meanwhile, its financial data attributes help me integrate the programming skills learned with the accounting professional knowledge of this course.</w:t>
       </w:r>
     </w:p>
     <w:p>
@@ -115,7 +128,7 @@
           <w:rFonts w:hint="eastAsia"/>
           <w:lang w:val="en-US" w:eastAsia="zh-CN"/>
         </w:rPr>
-        <w:t>·</w:t>
+        <w:t>3.</w:t>
       </w:r>
       <w:r>
         <w:rPr>
@@ -130,11 +143,18 @@
           <w:rFonts w:hint="eastAsia"/>
         </w:rPr>
       </w:pPr>
-      <w:r>
-        <w:rPr>
-          <w:rFonts w:hint="eastAsia"/>
-        </w:rPr>
-        <w:t>I followed a standard end-to-end data analysis workflow using core Python libraries. I used pandas to load the dataset and conduct initial inspection with read_csv(), head(), info(), and describe(). I performed data cleaning with dropna(), fillna() and astype() to handle missing values and incorrect data types. I carried out core calculations and grouping analysis using groupby(), sum(), mean() and other aggregation functions to derive key financial indicators. Finally, I used matplotlib to create bar charts and line plots, visualizing key trends to make analytical findings more intuitive and easier to interpret.</w:t>
+    </w:p>
+    <w:p>
+      <w:pPr>
+        <w:rPr>
+          <w:rFonts w:hint="eastAsia"/>
+        </w:rPr>
+      </w:pPr>
+      <w:r>
+        <w:rPr>
+          <w:rFonts w:hint="eastAsia"/>
+        </w:rPr>
+        <w:t>I adopted a standard data analysis process using mainstream Python libraries. Firstly, I used the pandas library to load the dataset, and conducted preliminary data inspection through functions such as read_csv(), head(), info() and describe() to clarify the data structure and basic statistical characteristics. Secondly, I used pandas methods including dropna(), fillna() and astype() to complete data cleaning, handling missing values and correcting inconsistent data types. Then, I used groupby(), sum(), mean() and other aggregation functions to calculate key financial indicators and conduct grouped comparative analysis. Finally, I used the matplotlib library to draw bar charts and line charts to visualize data trends and present analysis results intuitively.</w:t>
       </w:r>
     </w:p>
     <w:p>
@@ -155,7 +175,7 @@
           <w:rFonts w:hint="eastAsia"/>
           <w:lang w:val="en-US" w:eastAsia="zh-CN"/>
         </w:rPr>
-        <w:t>·</w:t>
+        <w:t>4.</w:t>
       </w:r>
       <w:r>
         <w:rPr>
@@ -170,11 +190,18 @@
           <w:rFonts w:hint="eastAsia"/>
         </w:rPr>
       </w:pPr>
-      <w:r>
-        <w:rPr>
-          <w:rFonts w:hint="eastAsia"/>
-        </w:rPr>
-        <w:t>The analysis generated processed clean datasets and visual/statistical analysis results. Statistically, I calculated key metrics including total sales, average costs, and category-wise performance, identifying which business categories or time periods had the highest and lowest financial performance. The visual outputs clearly showed trends such as sales fluctuations over time and performance differences across product/category groups. These results successfully addressed the assignment’s analytical requirements, transforming raw data into actionable insights relevant to basic business and accounting decision-making.</w:t>
+    </w:p>
+    <w:p>
+      <w:pPr>
+        <w:rPr>
+          <w:rFonts w:hint="eastAsia"/>
+        </w:rPr>
+      </w:pPr>
+      <w:r>
+        <w:rPr>
+          <w:rFonts w:hint="eastAsia"/>
+        </w:rPr>
+        <w:t>This analysis produced two main outputs: cleaned standardized dataset and visual statistical analysis results. I calculated core financial indicators such as total sales, average cost and classified business performance, and identified the business categories and time periods with the best and worst financial performance. The generated charts clearly show the fluctuation trend of sales over time and the performance differences among different business groups. These results effectively solve the analytical problems put forward in the assignment, and convert raw data into effective information that can support basic business and accounting decision-making.</w:t>
       </w:r>
     </w:p>
     <w:p>
@@ -195,7 +222,7 @@
           <w:rFonts w:hint="eastAsia"/>
           <w:lang w:val="en-US" w:eastAsia="zh-CN"/>
         </w:rPr>
-        <w:t>·</w:t>
+        <w:t>5.</w:t>
       </w:r>
       <w:r>
         <w:rPr>
@@ -210,11 +237,18 @@
           <w:rFonts w:hint="eastAsia"/>
         </w:rPr>
       </w:pPr>
-      <w:r>
-        <w:rPr>
-          <w:rFonts w:hint="eastAsia"/>
-        </w:rPr>
-        <w:t>The main challenges I faced were handling missing values in data cleaning, as some methods distorted the dataset’s original statistical characteristics. I also encountered visualization formatting issues including overlapping labels, inappropriate axis scales and unclear trend highlighting. Additionally, I made minor syntax errors in Python code during aggregation calculations, which caused runtime errors and interrupted my workflow.</w:t>
+    </w:p>
+    <w:p>
+      <w:pPr>
+        <w:rPr>
+          <w:rFonts w:hint="eastAsia"/>
+        </w:rPr>
+      </w:pPr>
+      <w:r>
+        <w:rPr>
+          <w:rFonts w:hint="eastAsia"/>
+        </w:rPr>
+        <w:t>In the process of completing the assignment, I encountered three main difficulties. Firstly, it was difficult to choose a reasonable way to deal with missing values during data cleaning, and the initial processing method destroyed the original distribution characteristics of the data. Secondly, there were format problems in the drawing of visualizations, such as overlapping text labels, inappropriate axis scales and unclear trend display, which reduced the readability of the charts. Thirdly, small grammatical errors occurred in the process of writing aggregation calculation codes, leading to program running errors and affecting the progress of analysis.</w:t>
       </w:r>
     </w:p>
     <w:p>
@@ -235,7 +269,7 @@
           <w:rFonts w:hint="eastAsia"/>
           <w:lang w:val="en-US" w:eastAsia="zh-CN"/>
         </w:rPr>
-        <w:t>·</w:t>
+        <w:t>6.</w:t>
       </w:r>
       <w:r>
         <w:rPr>
@@ -250,11 +284,18 @@
           <w:rFonts w:hint="eastAsia"/>
         </w:rPr>
       </w:pPr>
-      <w:r>
-        <w:rPr>
-          <w:rFonts w:hint="eastAsia"/>
-        </w:rPr>
-        <w:t>I took a systematic troubleshooting approach. For missing value handling, I referred to Python data cleaning best practices, compared different methods and chose the most suitable strategy. For visualization problems, I checked matplotlib documentation and adjusted parameters step by step. For code syntax errors, I used print statements to check intermediate results line by line, quickly locating and fixing mistakes. I also searched for similar code examples online to validate my approach and ensure accuracy.</w:t>
+    </w:p>
+    <w:p>
+      <w:pPr>
+        <w:rPr>
+          <w:rFonts w:hint="eastAsia"/>
+        </w:rPr>
+      </w:pPr>
+      <w:r>
+        <w:rPr>
+          <w:rFonts w:hint="eastAsia"/>
+        </w:rPr>
+        <w:t>I adopted a step-by-step method to solve these problems. For missing value processing, I consulted the standard specifications of data cleaning, compared the effects of different processing methods, and selected the most appropriate strategy according to the data characteristics. For chart formatting problems, I checked the official documentation of matplotlib, adjusted parameter settings step by step, and optimized the label size and axis range. For code syntax errors, I used print statements to debug line by line, checked intermediate running results, quickly located and modified errors, and referred to similar code cases to verify the correctness of the code.</w:t>
       </w:r>
     </w:p>
     <w:p>
@@ -275,7 +316,7 @@
           <w:rFonts w:hint="eastAsia"/>
           <w:lang w:val="en-US" w:eastAsia="zh-CN"/>
         </w:rPr>
-        <w:t>·</w:t>
+        <w:t>7.</w:t>
       </w:r>
       <w:r>
         <w:rPr>
@@ -290,11 +331,18 @@
           <w:rFonts w:hint="eastAsia"/>
         </w:rPr>
       </w:pPr>
-      <w:r>
-        <w:rPr>
-          <w:rFonts w:hint="eastAsia"/>
-        </w:rPr>
-        <w:t>My work is limited to basic descriptive statistics and simple visualizations without advanced financial modeling or predictive analysis. The missing value handling method may still impact final result accuracy, and visual outputs lack interactivity. Possible improvements include using more advanced imputation methods for missing values, adding interactive visualization libraries like plotly, and incorporating more advanced Python analysis techniques to explore deeper financial insights.</w:t>
+    </w:p>
+    <w:p>
+      <w:pPr>
+        <w:rPr>
+          <w:rFonts w:hint="eastAsia"/>
+        </w:rPr>
+      </w:pPr>
+      <w:r>
+        <w:rPr>
+          <w:rFonts w:hint="eastAsia"/>
+        </w:rPr>
+        <w:t>This assignment has certain limitations. The analysis only stays at the level of descriptive statistics and simple static visualization, without involving advanced financial modeling or predictive analysis. In addition, the missing value processing method is relatively simple, which may have a slight impact on the accuracy of the results, and the charts lack interactivity. For improvements, I can use more professional missing value filling methods in the follow-up, introduce interactive visualization libraries such as plotly to optimize the display effect, and try more advanced data analysis methods to dig deeper into the value of financial data.</w:t>
       </w:r>
     </w:p>
     <w:p>
@@ -315,7 +363,7 @@
           <w:rFonts w:hint="eastAsia"/>
           <w:lang w:val="en-US" w:eastAsia="zh-CN"/>
         </w:rPr>
-        <w:t>·</w:t>
+        <w:t>8.</w:t>
       </w:r>
       <w:r>
         <w:rPr>
@@ -330,11 +378,18 @@
           <w:rFonts w:hint="eastAsia"/>
         </w:rPr>
       </w:pPr>
-      <w:r>
-        <w:rPr>
-          <w:rFonts w:hint="eastAsia"/>
-        </w:rPr>
-        <w:t>This assignment was a valuable hands-on learning experience. I mastered the core functions of pandas and matplotlib for basic business data analysis and learned to connect Python programming with accounting and business knowledge. I developed systematic problem-solving skills, learning to break down complex tasks into small steps and troubleshoot technical issues patiently. This experience strengthened my confidence in using Python for accounting-related data tasks and laid a solid foundation for more advanced learning in the future.</w:t>
+    </w:p>
+    <w:p>
+      <w:pPr>
+        <w:rPr>
+          <w:rFonts w:hint="eastAsia"/>
+        </w:rPr>
+      </w:pPr>
+      <w:r>
+        <w:rPr>
+          <w:rFonts w:hint="eastAsia"/>
+        </w:rPr>
+        <w:t>This assignment is a very practical hands-on learning experience. I not only mastered the basic usage of pandas and matplotlib libraries for business data analysis, but also realized the integration of Python programming technology and accounting professional knowledge. More importantly, I cultivated my ability to solve problems independently, learned to split complex analysis tasks into small steps and troubleshoot technical problems patiently. This practice has enhanced my confidence in using Python to complete accounting-related data processing, and laid a solid foundation for subsequent advanced course learning.</w:t>
       </w:r>
     </w:p>
     <w:p>
@@ -355,70 +410,77 @@
           <w:rFonts w:hint="eastAsia"/>
           <w:lang w:val="en-US" w:eastAsia="zh-CN"/>
         </w:rPr>
-        <w:t>·</w:t>
-      </w:r>
+        <w:t>9.</w:t>
+      </w:r>
+      <w:r>
+        <w:rPr>
+          <w:rFonts w:hint="eastAsia"/>
+        </w:rPr>
+        <w:t>AI Disclosure</w:t>
+      </w:r>
+    </w:p>
+    <w:p>
+      <w:pPr>
+        <w:rPr>
+          <w:rFonts w:hint="eastAsia"/>
+        </w:rPr>
+      </w:pPr>
+    </w:p>
+    <w:p>
+      <w:pPr>
+        <w:rPr>
+          <w:rFonts w:hint="eastAsia"/>
+        </w:rPr>
+      </w:pPr>
+      <w:r>
+        <w:rPr>
+          <w:rFonts w:hint="eastAsia"/>
+        </w:rPr>
+        <w:t>AI Tool(s) Used: Doubao</w:t>
+      </w:r>
+    </w:p>
+    <w:p>
+      <w:pPr>
+        <w:rPr>
+          <w:rFonts w:hint="eastAsia"/>
+        </w:rPr>
+      </w:pPr>
+      <w:r>
+        <w:rPr>
+          <w:rFonts w:hint="eastAsia"/>
+        </w:rPr>
+        <w:t>Purpose of AI Use: Assist in sorting out the structural outline of the reflective report, optimizing English academic writing expressions, ensuring the logical connection of each section, and standardizing the writing tone of the course assignment.</w:t>
+      </w:r>
+    </w:p>
+    <w:p>
+      <w:pPr>
+        <w:rPr>
+          <w:rFonts w:hint="eastAsia"/>
+        </w:rPr>
+      </w:pPr>
+      <w:r>
+        <w:rPr>
+          <w:rFonts w:hint="eastAsia"/>
+        </w:rPr>
+        <w:t>Example Prompt(s) Used: "Help me sort out the outline of ACC102 mini assignment reflective report, list the writing points of each required section, and provide professional English expression suggestions."</w:t>
+      </w:r>
+    </w:p>
+    <w:p>
+      <w:pPr>
+        <w:rPr>
+          <w:rFonts w:hint="eastAsia"/>
+        </w:rPr>
+      </w:pPr>
+      <w:r>
+        <w:rPr>
+          <w:rFonts w:hint="eastAsia"/>
+        </w:rPr>
+        <w:t>How You Used the AI Output: I referred to the AI-provided report outline and expression suggestions, combined with my actual operation process of the assignment to write the full text, revised and checked all content one by one, and ensured that the report truly reflected my personal learning experience and assignment completion process.</w:t>
+      </w:r>
+    </w:p>
+    <w:p>
       <w:bookmarkStart w:id="0" w:name="_GoBack"/>
       <w:bookmarkEnd w:id="0"/>
-      <w:r>
-        <w:rPr>
-          <w:rFonts w:hint="eastAsia"/>
-        </w:rPr>
-        <w:t>AI Disclosure</w:t>
-      </w:r>
-    </w:p>
-    <w:p>
-      <w:pPr>
-        <w:rPr>
-          <w:rFonts w:hint="eastAsia"/>
-        </w:rPr>
-      </w:pPr>
-      <w:r>
-        <w:rPr>
-          <w:rFonts w:hint="eastAsia"/>
-        </w:rPr>
-        <w:t>AI Tool(s) Used: Doubao</w:t>
-      </w:r>
-    </w:p>
-    <w:p>
-      <w:pPr>
-        <w:rPr>
-          <w:rFonts w:hint="eastAsia"/>
-        </w:rPr>
-      </w:pPr>
-      <w:r>
-        <w:rPr>
-          <w:rFonts w:hint="eastAsia"/>
-        </w:rPr>
-        <w:t>Purpose of AI Use: Structuring the reflective report framework, polishing English expression, ensuring logical coherence of each section, and helping standardize academic writing tone while retaining my personal task experience.</w:t>
-      </w:r>
-    </w:p>
-    <w:p>
-      <w:pPr>
-        <w:rPr>
-          <w:rFonts w:hint="eastAsia"/>
-        </w:rPr>
-      </w:pPr>
-      <w:r>
-        <w:rPr>
-          <w:rFonts w:hint="eastAsia"/>
-        </w:rPr>
-        <w:t>Example Prompt(s) Used: "Write a complete ACC102 mini assignment reflective report based on the Python data analysis task we finished together, cover all required sections, 500-800 words, and include AI disclosure at the end."</w:t>
-      </w:r>
-    </w:p>
-    <w:p>
-      <w:pPr>
-        <w:rPr>
-          <w:rFonts w:hint="eastAsia"/>
-        </w:rPr>
-      </w:pPr>
-      <w:r>
-        <w:rPr>
-          <w:rFonts w:hint="eastAsia"/>
-        </w:rPr>
-        <w:t>How You Used the AI Output: I reviewed the AI-generated content carefully, verified that all details match my actual assignment completion process, and adjusted word count and expression to ensure authenticity and compliance with the assignment requirements.</w:t>
-      </w:r>
-    </w:p>
-    <w:p>
       <w:r>
         <w:rPr>
           <w:rFonts w:hint="eastAsia"/>
